--- a/public/image/APAPA COUNCIL PHOTOS_/Council portfolio Name list_.docx
+++ b/public/image/APAPA COUNCIL PHOTOS_/Council portfolio Name list_.docx
@@ -41,7 +41,7 @@
           <w:pgNumType w:start="1"/>
         </w:sectPr>
       </w:pPr>
-      <w:bookmarkStart w:colFirst="0" w:colLast="0" w:name="_l86fpnkwom15" w:id="0"/>
+      <w:bookmarkStart w:colFirst="0" w:colLast="0" w:name="_mjlqetfqvn8r" w:id="0"/>
       <w:bookmarkEnd w:id="0"/>
       <w:r>
         <w:rPr>
@@ -165,7 +165,7 @@
           <w:pgNumType w:start="1"/>
         </w:sectPr>
       </w:pPr>
-      <w:bookmarkStart w:colFirst="0" w:colLast="0" w:name="_tz5r2i2p8l7h" w:id="1"/>
+      <w:bookmarkStart w:colFirst="0" w:colLast="0" w:name="_xfnzq3m8mfer" w:id="1"/>
       <w:bookmarkEnd w:id="1"/>
       <w:r>
         <w:rPr>
@@ -319,7 +319,7 @@
           <w:pgNumType w:start="1"/>
         </w:sectPr>
       </w:pPr>
-      <w:bookmarkStart w:colFirst="0" w:colLast="0" w:name="_hn1wpf2m4drt" w:id="2"/>
+      <w:bookmarkStart w:colFirst="0" w:colLast="0" w:name="_l7syhikxnwti" w:id="2"/>
       <w:bookmarkEnd w:id="2"/>
       <w:r>
         <w:rPr>
@@ -422,7 +422,7 @@
         <w:rPr>
           <w:rtl w:val="0"/>
         </w:rPr>
-        <w:t xml:space="preserve">NO 13: Miss. Bukunmi Akugbe Aluko (Special Adviser Intergovernmental relations) </w:t>
+        <w:t xml:space="preserve">NO 13: Miss. Ibukunmi Akugbe Aluko (Special Adviser Intergovernmental relations) </w:t>
       </w:r>
     </w:p>
     <w:p>
@@ -459,9 +459,9 @@
         <w:rPr>
           <w:rtl w:val="0"/>
         </w:rPr>
-        <w:t xml:space="preserve">NO 18: Mr Samuel Olawale Tairu [Special Adviser Health]</w:t>
+        <w:t xml:space="preserve">NO 18: Prince Adeyinka Yusuf Aromire [Special Adviser Youth and Sport] </w:t>
         <w:br w:type="textWrapping"/>
-        <w:t xml:space="preserve">NO 19: Prince Adeyinka Yusuf Aromire [Special Adviser Youth and Sport]</w:t>
+        <w:t xml:space="preserve">NO 19: Mr Samuel Olawale Tairu [Special Adviser Health]</w:t>
         <w:br w:type="textWrapping"/>
       </w:r>
     </w:p>
@@ -517,7 +517,7 @@
           <w:pgNumType w:start="1"/>
         </w:sectPr>
       </w:pPr>
-      <w:bookmarkStart w:colFirst="0" w:colLast="0" w:name="_65wydny3vie2" w:id="3"/>
+      <w:bookmarkStart w:colFirst="0" w:colLast="0" w:name="_yaj5psfht7oz" w:id="3"/>
       <w:bookmarkEnd w:id="3"/>
       <w:r>
         <w:rPr>
@@ -558,6 +558,76 @@
     <w:p>
       <w:pPr>
         <w:rPr/>
+      </w:pPr>
+      <w:r>
+        <w:rPr>
+          <w:rtl w:val="0"/>
+        </w:rPr>
+        <w:t xml:space="preserve">N:Aminu Saidu [Social Media]</w:t>
+        <w:br w:type="textWrapping"/>
+        <w:t xml:space="preserve">B:Rainbow Aishat Hannah (Special Assistant Intergovernmental Relations)</w:t>
+        <w:br w:type="textWrapping"/>
+        <w:t xml:space="preserve">C:Aghamba Ngozi Jessica (Special Assistant Education &amp; Youth)</w:t>
+      </w:r>
+    </w:p>
+    <w:p>
+      <w:pPr>
+        <w:rPr/>
+      </w:pPr>
+      <w:r>
+        <w:rPr>
+          <w:rtl w:val="0"/>
+        </w:rPr>
+        <w:t xml:space="preserve">V: Gbokoyi Oluwaseun (Senior Special Assistant Media)</w:t>
+      </w:r>
+    </w:p>
+    <w:p>
+      <w:pPr>
+        <w:rPr/>
+      </w:pPr>
+      <w:r>
+        <w:rPr>
+          <w:rtl w:val="0"/>
+        </w:rPr>
+        <w:t xml:space="preserve">T: Kelvin Okereke (Senior Special Assistant Environment) </w:t>
+      </w:r>
+    </w:p>
+    <w:p>
+      <w:pPr>
+        <w:rPr/>
+      </w:pPr>
+      <w:r>
+        <w:rPr>
+          <w:rtl w:val="0"/>
+        </w:rPr>
+        <w:t xml:space="preserve">O: Oke Solomon ( Special Assistant Photography) </w:t>
+      </w:r>
+    </w:p>
+    <w:p>
+      <w:pPr>
+        <w:rPr/>
+      </w:pPr>
+      <w:r>
+        <w:rPr>
+          <w:rtl w:val="0"/>
+        </w:rPr>
+        <w:t xml:space="preserve">J: Daud Shuarau (Senior Special Assistant Special Duties) </w:t>
+      </w:r>
+    </w:p>
+    <w:p>
+      <w:pPr>
+        <w:rPr/>
+      </w:pPr>
+      <w:r>
+        <w:rPr>
+          <w:rtl w:val="0"/>
+        </w:rPr>
+        <w:t xml:space="preserve">G: Sam Idoko (Senior Special Assistant Youth &amp; Sports) </w:t>
+      </w:r>
+    </w:p>
+    <w:p>
+      <w:pPr>
+        <w:rPr/>
         <w:sectPr>
           <w:type w:val="nextPage"/>
           <w:pgSz w:h="15840" w:w="12240" w:orient="portrait"/>
@@ -569,11 +639,7 @@
         <w:rPr>
           <w:rtl w:val="0"/>
         </w:rPr>
-        <w:t xml:space="preserve">A:Aminu [Social Media]</w:t>
-        <w:br w:type="textWrapping"/>
-        <w:t xml:space="preserve">B: Rainbow Aishat Hannah (Special Assistant Intergovernmental Relations)</w:t>
-        <w:br w:type="textWrapping"/>
-        <w:t xml:space="preserve">C: Aghamba Ngozi Jessica (Special Assistant Education &amp; Youth)</w:t>
+        <w:t xml:space="preserve">R: Daodu Augustine (Senior Special Assistant Political)</w:t>
       </w:r>
     </w:p>
     <w:p>
@@ -602,7 +668,7 @@
           <w:pgNumType w:start="1"/>
         </w:sectPr>
       </w:pPr>
-      <w:bookmarkStart w:colFirst="0" w:colLast="0" w:name="_q88rxzw3e5sp" w:id="4"/>
+      <w:bookmarkStart w:colFirst="0" w:colLast="0" w:name="_dgb67j3idhhy" w:id="4"/>
       <w:bookmarkEnd w:id="4"/>
       <w:r>
         <w:rPr>
@@ -641,6 +707,36 @@
         <w:rPr>
           <w:rtl w:val="0"/>
         </w:rPr>
+        <w:t xml:space="preserve">Mrs Okunade Oluwakemi - HOU WAPA</w:t>
+      </w:r>
+    </w:p>
+    <w:p>
+      <w:pPr>
+        <w:numPr>
+          <w:ilvl w:val="0"/>
+          <w:numId w:val="2"/>
+        </w:numPr>
+        <w:ind w:left="720" w:hanging="360"/>
+      </w:pPr>
+      <w:r>
+        <w:rPr>
+          <w:rtl w:val="0"/>
+        </w:rPr>
+        <w:t xml:space="preserve">Mr Kadiri - Procurement Officer </w:t>
+      </w:r>
+    </w:p>
+    <w:p>
+      <w:pPr>
+        <w:numPr>
+          <w:ilvl w:val="0"/>
+          <w:numId w:val="2"/>
+        </w:numPr>
+        <w:ind w:left="720" w:hanging="360"/>
+      </w:pPr>
+      <w:r>
+        <w:rPr>
+          <w:rtl w:val="0"/>
+        </w:rPr>
         <w:t xml:space="preserve">Mrs. Akinlehin E. Olajumoke - HOD Budget </w:t>
       </w:r>
     </w:p>
@@ -656,6 +752,21 @@
         <w:rPr>
           <w:rtl w:val="0"/>
         </w:rPr>
+        <w:t xml:space="preserve">Mrs. Dally Modupe M. - HOD Education </w:t>
+      </w:r>
+    </w:p>
+    <w:p>
+      <w:pPr>
+        <w:numPr>
+          <w:ilvl w:val="0"/>
+          <w:numId w:val="2"/>
+        </w:numPr>
+        <w:ind w:left="720" w:hanging="360"/>
+      </w:pPr>
+      <w:r>
+        <w:rPr>
+          <w:rtl w:val="0"/>
+        </w:rPr>
         <w:t xml:space="preserve">Mrs. Onibon Kafayat - Council Treasurer</w:t>
       </w:r>
     </w:p>
@@ -687,6 +798,132 @@
           <w:rtl w:val="0"/>
         </w:rPr>
         <w:t xml:space="preserve">Mrs. Alogba Olabisi O.- HOU Tourism  </w:t>
+      </w:r>
+    </w:p>
+    <w:p>
+      <w:pPr>
+        <w:numPr>
+          <w:ilvl w:val="0"/>
+          <w:numId w:val="2"/>
+        </w:numPr>
+        <w:ind w:left="720" w:hanging="360"/>
+      </w:pPr>
+      <w:r>
+        <w:rPr>
+          <w:rtl w:val="0"/>
+        </w:rPr>
+        <w:t xml:space="preserve">Mrs. Oyebiyi Oyekemi O - Public Affairs Officer/ Information </w:t>
+      </w:r>
+    </w:p>
+    <w:p>
+      <w:pPr>
+        <w:numPr>
+          <w:ilvl w:val="0"/>
+          <w:numId w:val="2"/>
+        </w:numPr>
+        <w:ind w:left="720" w:hanging="360"/>
+      </w:pPr>
+      <w:r>
+        <w:rPr>
+          <w:rtl w:val="0"/>
+        </w:rPr>
+        <w:t xml:space="preserve">Mr Akinola Moshood Olalekan- HOD Agric and Social Services </w:t>
+      </w:r>
+    </w:p>
+    <w:p>
+      <w:pPr>
+        <w:numPr>
+          <w:ilvl w:val="0"/>
+          <w:numId w:val="2"/>
+        </w:numPr>
+        <w:ind w:left="720" w:hanging="360"/>
+      </w:pPr>
+      <w:r>
+        <w:rPr>
+          <w:rtl w:val="0"/>
+        </w:rPr>
+        <w:t xml:space="preserve">Mr Obikoya Babatunde - HOD Environment </w:t>
+      </w:r>
+    </w:p>
+    <w:p>
+      <w:pPr>
+        <w:numPr>
+          <w:ilvl w:val="0"/>
+          <w:numId w:val="2"/>
+        </w:numPr>
+        <w:ind w:left="720" w:hanging="360"/>
+      </w:pPr>
+      <w:r>
+        <w:rPr>
+          <w:rtl w:val="0"/>
+        </w:rPr>
+        <w:t xml:space="preserve">Mr. Shaodara Temidayo Jamiu - HOD ICT </w:t>
+      </w:r>
+    </w:p>
+    <w:p>
+      <w:pPr>
+        <w:numPr>
+          <w:ilvl w:val="0"/>
+          <w:numId w:val="2"/>
+        </w:numPr>
+        <w:ind w:left="720" w:hanging="360"/>
+      </w:pPr>
+      <w:r>
+        <w:rPr>
+          <w:rtl w:val="0"/>
+        </w:rPr>
+        <w:t xml:space="preserve">Engr. Damilola Oyegbami- Council Engineer </w:t>
+      </w:r>
+    </w:p>
+    <w:p>
+      <w:pPr>
+        <w:numPr>
+          <w:ilvl w:val="0"/>
+          <w:numId w:val="2"/>
+        </w:numPr>
+        <w:ind w:left="720" w:hanging="360"/>
+      </w:pPr>
+      <w:r>
+        <w:rPr>
+          <w:rtl w:val="0"/>
+        </w:rPr>
+        <w:t xml:space="preserve">Mrs. Adedeji Kemisola L. - Human Resource Officer </w:t>
+      </w:r>
+    </w:p>
+    <w:p>
+      <w:pPr>
+        <w:numPr>
+          <w:ilvl w:val="0"/>
+          <w:numId w:val="2"/>
+        </w:numPr>
+        <w:ind w:left="720" w:hanging="360"/>
+      </w:pPr>
+      <w:r>
+        <w:rPr>
+          <w:rtl w:val="0"/>
+        </w:rPr>
+        <w:t xml:space="preserve">Mr. Preston Babajide- Internal Auditor </w:t>
+      </w:r>
+    </w:p>
+    <w:p>
+      <w:pPr>
+        <w:rPr/>
+      </w:pPr>
+      <w:r>
+        <w:rPr>
+          <w:rtl w:val="0"/>
+        </w:rPr>
+      </w:r>
+    </w:p>
+    <w:p>
+      <w:pPr>
+        <w:rPr/>
+      </w:pPr>
+      <w:r>
+        <w:rPr>
+          <w:rtl w:val="0"/>
+        </w:rPr>
+        <w:t xml:space="preserve">HOD/HOU (HEAD OF DEPARTMENT/HEAD OF UNIT) </w:t>
       </w:r>
     </w:p>
     <w:sectPr>
@@ -814,21 +1051,21 @@
   <w:abstractNum w:abstractNumId="2">
     <w:lvl w:ilvl="0">
       <w:start w:val="1"/>
-      <w:numFmt w:val="upperRoman"/>
+      <w:numFmt w:val="lowerLetter"/>
       <w:lvlText w:val="%1."/>
+      <w:lvlJc w:val="left"/>
+      <w:pPr>
+        <w:ind w:left="720" w:hanging="360"/>
+      </w:pPr>
+      <w:rPr>
+        <w:u w:val="none"/>
+      </w:rPr>
+    </w:lvl>
+    <w:lvl w:ilvl="1">
+      <w:start w:val="1"/>
+      <w:numFmt w:val="lowerRoman"/>
+      <w:lvlText w:val="%2."/>
       <w:lvlJc w:val="right"/>
-      <w:pPr>
-        <w:ind w:left="720" w:hanging="360"/>
-      </w:pPr>
-      <w:rPr>
-        <w:u w:val="none"/>
-      </w:rPr>
-    </w:lvl>
-    <w:lvl w:ilvl="1">
-      <w:start w:val="1"/>
-      <w:numFmt w:val="upperLetter"/>
-      <w:lvlText w:val="%2."/>
-      <w:lvlJc w:val="left"/>
       <w:pPr>
         <w:ind w:left="1440" w:hanging="360"/>
       </w:pPr>
@@ -851,7 +1088,7 @@
     <w:lvl w:ilvl="3">
       <w:start w:val="1"/>
       <w:numFmt w:val="lowerLetter"/>
-      <w:lvlText w:val="%4)"/>
+      <w:lvlText w:val="%4."/>
       <w:lvlJc w:val="left"/>
       <w:pPr>
         <w:ind w:left="2880" w:hanging="360"/>
@@ -862,57 +1099,57 @@
     </w:lvl>
     <w:lvl w:ilvl="4">
       <w:start w:val="1"/>
+      <w:numFmt w:val="lowerRoman"/>
+      <w:lvlText w:val="%5."/>
+      <w:lvlJc w:val="right"/>
+      <w:pPr>
+        <w:ind w:left="3600" w:hanging="360"/>
+      </w:pPr>
+      <w:rPr>
+        <w:u w:val="none"/>
+      </w:rPr>
+    </w:lvl>
+    <w:lvl w:ilvl="5">
+      <w:start w:val="1"/>
       <w:numFmt w:val="decimal"/>
-      <w:lvlText w:val="(%5)"/>
+      <w:lvlText w:val="%6."/>
       <w:lvlJc w:val="left"/>
       <w:pPr>
-        <w:ind w:left="3600" w:hanging="360"/>
-      </w:pPr>
-      <w:rPr>
-        <w:u w:val="none"/>
-      </w:rPr>
-    </w:lvl>
-    <w:lvl w:ilvl="5">
+        <w:ind w:left="4320" w:hanging="360"/>
+      </w:pPr>
+      <w:rPr>
+        <w:u w:val="none"/>
+      </w:rPr>
+    </w:lvl>
+    <w:lvl w:ilvl="6">
       <w:start w:val="1"/>
       <w:numFmt w:val="lowerLetter"/>
-      <w:lvlText w:val="(%6)"/>
+      <w:lvlText w:val="%7."/>
       <w:lvlJc w:val="left"/>
       <w:pPr>
-        <w:ind w:left="4320" w:hanging="360"/>
-      </w:pPr>
-      <w:rPr>
-        <w:u w:val="none"/>
-      </w:rPr>
-    </w:lvl>
-    <w:lvl w:ilvl="6">
+        <w:ind w:left="5040" w:hanging="360"/>
+      </w:pPr>
+      <w:rPr>
+        <w:u w:val="none"/>
+      </w:rPr>
+    </w:lvl>
+    <w:lvl w:ilvl="7">
       <w:start w:val="1"/>
       <w:numFmt w:val="lowerRoman"/>
-      <w:lvlText w:val="(%7)"/>
+      <w:lvlText w:val="%8."/>
       <w:lvlJc w:val="right"/>
       <w:pPr>
-        <w:ind w:left="5040" w:hanging="360"/>
-      </w:pPr>
-      <w:rPr>
-        <w:u w:val="none"/>
-      </w:rPr>
-    </w:lvl>
-    <w:lvl w:ilvl="7">
-      <w:start w:val="1"/>
-      <w:numFmt w:val="lowerLetter"/>
-      <w:lvlText w:val="(%8)"/>
+        <w:ind w:left="5760" w:hanging="360"/>
+      </w:pPr>
+      <w:rPr>
+        <w:u w:val="none"/>
+      </w:rPr>
+    </w:lvl>
+    <w:lvl w:ilvl="8">
+      <w:start w:val="1"/>
+      <w:numFmt w:val="decimal"/>
+      <w:lvlText w:val="%9."/>
       <w:lvlJc w:val="left"/>
-      <w:pPr>
-        <w:ind w:left="5760" w:hanging="360"/>
-      </w:pPr>
-      <w:rPr>
-        <w:u w:val="none"/>
-      </w:rPr>
-    </w:lvl>
-    <w:lvl w:ilvl="8">
-      <w:start w:val="1"/>
-      <w:numFmt w:val="lowerRoman"/>
-      <w:lvlText w:val="(%9)"/>
-      <w:lvlJc w:val="right"/>
       <w:pPr>
         <w:ind w:left="6480" w:hanging="360"/>
       </w:pPr>

--- a/public/image/APAPA COUNCIL PHOTOS_/Council portfolio Name list_.docx
+++ b/public/image/APAPA COUNCIL PHOTOS_/Council portfolio Name list_.docx
@@ -41,7 +41,7 @@
           <w:pgNumType w:start="1"/>
         </w:sectPr>
       </w:pPr>
-      <w:bookmarkStart w:colFirst="0" w:colLast="0" w:name="_mjlqetfqvn8r" w:id="0"/>
+      <w:bookmarkStart w:colFirst="0" w:colLast="0" w:name="_7gcelgpox234" w:id="0"/>
       <w:bookmarkEnd w:id="0"/>
       <w:r>
         <w:rPr>
@@ -165,7 +165,7 @@
           <w:pgNumType w:start="1"/>
         </w:sectPr>
       </w:pPr>
-      <w:bookmarkStart w:colFirst="0" w:colLast="0" w:name="_xfnzq3m8mfer" w:id="1"/>
+      <w:bookmarkStart w:colFirst="0" w:colLast="0" w:name="_lhrdhqhf2zc8" w:id="1"/>
       <w:bookmarkEnd w:id="1"/>
       <w:r>
         <w:rPr>
@@ -319,7 +319,7 @@
           <w:pgNumType w:start="1"/>
         </w:sectPr>
       </w:pPr>
-      <w:bookmarkStart w:colFirst="0" w:colLast="0" w:name="_l7syhikxnwti" w:id="2"/>
+      <w:bookmarkStart w:colFirst="0" w:colLast="0" w:name="_7p7fjclf54l" w:id="2"/>
       <w:bookmarkEnd w:id="2"/>
       <w:r>
         <w:rPr>
@@ -517,7 +517,7 @@
           <w:pgNumType w:start="1"/>
         </w:sectPr>
       </w:pPr>
-      <w:bookmarkStart w:colFirst="0" w:colLast="0" w:name="_yaj5psfht7oz" w:id="3"/>
+      <w:bookmarkStart w:colFirst="0" w:colLast="0" w:name="_aazt164ewxh6" w:id="3"/>
       <w:bookmarkEnd w:id="3"/>
       <w:r>
         <w:rPr>
@@ -628,6 +628,28 @@
     <w:p>
       <w:pPr>
         <w:rPr/>
+      </w:pPr>
+      <w:r>
+        <w:rPr>
+          <w:rtl w:val="0"/>
+        </w:rPr>
+        <w:t xml:space="preserve">R: Daodu Augustine (Senior Special Assistant Political)</w:t>
+      </w:r>
+    </w:p>
+    <w:p>
+      <w:pPr>
+        <w:rPr/>
+      </w:pPr>
+      <w:r>
+        <w:rPr>
+          <w:rtl w:val="0"/>
+        </w:rPr>
+        <w:t xml:space="preserve">Q: Mrs Adetoro Yetunde ( Personal Assistant to the Chairman) </w:t>
+      </w:r>
+    </w:p>
+    <w:p>
+      <w:pPr>
+        <w:rPr/>
         <w:sectPr>
           <w:type w:val="nextPage"/>
           <w:pgSz w:h="15840" w:w="12240" w:orient="portrait"/>
@@ -639,7 +661,7 @@
         <w:rPr>
           <w:rtl w:val="0"/>
         </w:rPr>
-        <w:t xml:space="preserve">R: Daodu Augustine (Senior Special Assistant Political)</w:t>
+        <w:t xml:space="preserve">S: Oviojie Thrustine (SA Social Media) </w:t>
       </w:r>
     </w:p>
     <w:p>
@@ -668,7 +690,7 @@
           <w:pgNumType w:start="1"/>
         </w:sectPr>
       </w:pPr>
-      <w:bookmarkStart w:colFirst="0" w:colLast="0" w:name="_dgb67j3idhhy" w:id="4"/>
+      <w:bookmarkStart w:colFirst="0" w:colLast="0" w:name="_bxkqixt1c0lv" w:id="4"/>
       <w:bookmarkEnd w:id="4"/>
       <w:r>
         <w:rPr>
@@ -903,6 +925,66 @@
           <w:rtl w:val="0"/>
         </w:rPr>
         <w:t xml:space="preserve">Mr. Preston Babajide- Internal Auditor </w:t>
+      </w:r>
+    </w:p>
+    <w:p>
+      <w:pPr>
+        <w:numPr>
+          <w:ilvl w:val="0"/>
+          <w:numId w:val="2"/>
+        </w:numPr>
+        <w:ind w:left="720" w:hanging="360"/>
+      </w:pPr>
+      <w:r>
+        <w:rPr>
+          <w:rtl w:val="0"/>
+        </w:rPr>
+        <w:t xml:space="preserve">Mr. Kila Olamilekan- Area Officer C</w:t>
+      </w:r>
+    </w:p>
+    <w:p>
+      <w:pPr>
+        <w:numPr>
+          <w:ilvl w:val="0"/>
+          <w:numId w:val="2"/>
+        </w:numPr>
+        <w:ind w:left="720" w:hanging="360"/>
+      </w:pPr>
+      <w:r>
+        <w:rPr>
+          <w:rtl w:val="0"/>
+        </w:rPr>
+        <w:t xml:space="preserve">Mr Bawa- Allah Ali - Area Officer B</w:t>
+      </w:r>
+    </w:p>
+    <w:p>
+      <w:pPr>
+        <w:numPr>
+          <w:ilvl w:val="0"/>
+          <w:numId w:val="2"/>
+        </w:numPr>
+        <w:ind w:left="720" w:hanging="360"/>
+      </w:pPr>
+      <w:r>
+        <w:rPr>
+          <w:rtl w:val="0"/>
+        </w:rPr>
+        <w:t xml:space="preserve">Mr Arogundade Lasisi Akeem - Area Officer A</w:t>
+      </w:r>
+    </w:p>
+    <w:p>
+      <w:pPr>
+        <w:numPr>
+          <w:ilvl w:val="0"/>
+          <w:numId w:val="2"/>
+        </w:numPr>
+        <w:ind w:left="720" w:hanging="360"/>
+      </w:pPr>
+      <w:r>
+        <w:rPr>
+          <w:rtl w:val="0"/>
+        </w:rPr>
+        <w:t xml:space="preserve">Mr Adebomi  Abayomi. O. - Clerk of the House </w:t>
       </w:r>
     </w:p>
     <w:p>

--- a/public/image/APAPA COUNCIL PHOTOS_/Council portfolio Name list_.docx
+++ b/public/image/APAPA COUNCIL PHOTOS_/Council portfolio Name list_.docx
@@ -41,7 +41,7 @@
           <w:pgNumType w:start="1"/>
         </w:sectPr>
       </w:pPr>
-      <w:bookmarkStart w:colFirst="0" w:colLast="0" w:name="_7gcelgpox234" w:id="0"/>
+      <w:bookmarkStart w:colFirst="0" w:colLast="0" w:name="_c22dheepictd" w:id="0"/>
       <w:bookmarkEnd w:id="0"/>
       <w:r>
         <w:rPr>
@@ -165,7 +165,7 @@
           <w:pgNumType w:start="1"/>
         </w:sectPr>
       </w:pPr>
-      <w:bookmarkStart w:colFirst="0" w:colLast="0" w:name="_lhrdhqhf2zc8" w:id="1"/>
+      <w:bookmarkStart w:colFirst="0" w:colLast="0" w:name="_hxfva7fvs4r2" w:id="1"/>
       <w:bookmarkEnd w:id="1"/>
       <w:r>
         <w:rPr>
@@ -319,7 +319,7 @@
           <w:pgNumType w:start="1"/>
         </w:sectPr>
       </w:pPr>
-      <w:bookmarkStart w:colFirst="0" w:colLast="0" w:name="_7p7fjclf54l" w:id="2"/>
+      <w:bookmarkStart w:colFirst="0" w:colLast="0" w:name="_ggbi21xcdy1t" w:id="2"/>
       <w:bookmarkEnd w:id="2"/>
       <w:r>
         <w:rPr>
@@ -433,7 +433,7 @@
         <w:rPr>
           <w:rtl w:val="0"/>
         </w:rPr>
-        <w:t xml:space="preserve">NO 14: Mr. Ademola Yakub (Supervisor Agriculture &amp; Social Development) </w:t>
+        <w:t xml:space="preserve">NO 14: Mr. Ademola Yakubu (Supervisor Agriculture &amp; Social Development) </w:t>
       </w:r>
     </w:p>
     <w:p>
@@ -462,7 +462,35 @@
         <w:t xml:space="preserve">NO 18: Prince Adeyinka Yusuf Aromire [Special Adviser Youth and Sport] </w:t>
         <w:br w:type="textWrapping"/>
         <w:t xml:space="preserve">NO 19: Mr Samuel Olawale Tairu [Special Adviser Health]</w:t>
+      </w:r>
+    </w:p>
+    <w:p>
+      <w:pPr>
+        <w:rPr/>
+      </w:pPr>
+      <w:r>
+        <w:rPr>
+          <w:rtl w:val="0"/>
+        </w:rPr>
+        <w:t xml:space="preserve">20: Olasode Hammed O. Special Adviser, Market Development </w:t>
         <w:br w:type="textWrapping"/>
+        <w:t xml:space="preserve">21: Babatunde Taofeek (Special Adviser, City Care Wad A) </w:t>
+        <w:br w:type="textWrapping"/>
+        <w:t xml:space="preserve">22: Aromire O. Samson (Special Adviser, City Care Wad E)</w:t>
+        <w:br w:type="textWrapping"/>
+        <w:t xml:space="preserve">23: Sandra Ilawole (Special Adviser Elderly Affairs)</w:t>
+        <w:br w:type="textWrapping"/>
+        <w:t xml:space="preserve">24: Oniyitan Modupe Grace (Special Adviser Civic Engagement)</w:t>
+        <w:br w:type="textWrapping"/>
+        <w:t xml:space="preserve">25: Olayiwola Adekunle (Special Adviser, Community Affairs) </w:t>
+        <w:br w:type="textWrapping"/>
+        <w:t xml:space="preserve">26: Adesola Adesanya-Atiroko (Special Adviser, City Care Ward C)</w:t>
+        <w:br w:type="textWrapping"/>
+        <w:t xml:space="preserve">27: Olusanya Olufemi  (Special Adviser, City Care Ward D) </w:t>
+        <w:br w:type="textWrapping"/>
+        <w:t xml:space="preserve">28: Babalola Bankole Mogaji (Special Adviser, Boundary Matters) </w:t>
+        <w:br w:type="textWrapping"/>
+        <w:t xml:space="preserve">29: Arugba Michael (Special Adviser, City Care Ward B) </w:t>
       </w:r>
     </w:p>
     <w:p>
@@ -517,7 +545,7 @@
           <w:pgNumType w:start="1"/>
         </w:sectPr>
       </w:pPr>
-      <w:bookmarkStart w:colFirst="0" w:colLast="0" w:name="_aazt164ewxh6" w:id="3"/>
+      <w:bookmarkStart w:colFirst="0" w:colLast="0" w:name="_2oxlzfu86wi2" w:id="3"/>
       <w:bookmarkEnd w:id="3"/>
       <w:r>
         <w:rPr>
@@ -690,7 +718,7 @@
           <w:pgNumType w:start="1"/>
         </w:sectPr>
       </w:pPr>
-      <w:bookmarkStart w:colFirst="0" w:colLast="0" w:name="_bxkqixt1c0lv" w:id="4"/>
+      <w:bookmarkStart w:colFirst="0" w:colLast="0" w:name="_8acxcuhzue4y" w:id="4"/>
       <w:bookmarkEnd w:id="4"/>
       <w:r>
         <w:rPr>

--- a/public/image/APAPA COUNCIL PHOTOS_/Council portfolio Name list_.docx
+++ b/public/image/APAPA COUNCIL PHOTOS_/Council portfolio Name list_.docx
@@ -41,7 +41,7 @@
           <w:pgNumType w:start="1"/>
         </w:sectPr>
       </w:pPr>
-      <w:bookmarkStart w:colFirst="0" w:colLast="0" w:name="_c22dheepictd" w:id="0"/>
+      <w:bookmarkStart w:colFirst="0" w:colLast="0" w:name="_9546sfv10dur" w:id="0"/>
       <w:bookmarkEnd w:id="0"/>
       <w:r>
         <w:rPr>
@@ -70,10 +70,15 @@
     </w:p>
     <w:p>
       <w:pPr>
-        <w:rPr/>
-      </w:pPr>
-      <w:r>
-        <w:rPr>
+        <w:rPr>
+          <w:sz w:val="30"/>
+          <w:szCs w:val="30"/>
+        </w:rPr>
+      </w:pPr>
+      <w:r>
+        <w:rPr>
+          <w:sz w:val="30"/>
+          <w:szCs w:val="30"/>
           <w:rtl w:val="0"/>
         </w:rPr>
         <w:t xml:space="preserve">NO 002- Hon. Ganiu Ismail IVice Chairman) </w:t>
@@ -81,10 +86,15 @@
     </w:p>
     <w:p>
       <w:pPr>
-        <w:rPr/>
-      </w:pPr>
-      <w:r>
-        <w:rPr>
+        <w:rPr>
+          <w:sz w:val="30"/>
+          <w:szCs w:val="30"/>
+        </w:rPr>
+      </w:pPr>
+      <w:r>
+        <w:rPr>
+          <w:sz w:val="30"/>
+          <w:szCs w:val="30"/>
           <w:rtl w:val="0"/>
         </w:rPr>
         <w:t xml:space="preserve">NO 003- Mrs Adebanji Sonate O [Council Manager]</w:t>
@@ -92,10 +102,15 @@
     </w:p>
     <w:p>
       <w:pPr>
-        <w:rPr/>
-      </w:pPr>
-      <w:r>
-        <w:rPr>
+        <w:rPr>
+          <w:sz w:val="30"/>
+          <w:szCs w:val="30"/>
+        </w:rPr>
+      </w:pPr>
+      <w:r>
+        <w:rPr>
+          <w:sz w:val="30"/>
+          <w:szCs w:val="30"/>
           <w:rtl w:val="0"/>
         </w:rPr>
         <w:t xml:space="preserve">NO 004- Mr. Ogundare Babatunde A. [Head of Legal Unit]</w:t>
@@ -103,10 +118,15 @@
     </w:p>
     <w:p>
       <w:pPr>
-        <w:rPr/>
-      </w:pPr>
-      <w:r>
-        <w:rPr>
+        <w:rPr>
+          <w:sz w:val="30"/>
+          <w:szCs w:val="30"/>
+        </w:rPr>
+      </w:pPr>
+      <w:r>
+        <w:rPr>
+          <w:sz w:val="30"/>
+          <w:szCs w:val="30"/>
           <w:rtl w:val="0"/>
         </w:rPr>
         <w:t xml:space="preserve">NO 005- Mr. Oluwasanya Oluwatosin [Chief of Staff]</w:t>
@@ -114,13 +134,36 @@
     </w:p>
     <w:p>
       <w:pPr>
-        <w:rPr/>
-      </w:pPr>
-      <w:r>
-        <w:rPr>
+        <w:rPr>
+          <w:sz w:val="30"/>
+          <w:szCs w:val="30"/>
+        </w:rPr>
+      </w:pPr>
+      <w:r>
+        <w:rPr>
+          <w:sz w:val="30"/>
+          <w:szCs w:val="30"/>
           <w:rtl w:val="0"/>
         </w:rPr>
         <w:t xml:space="preserve">NO 006- Mr. John Bamidele [Secretary of Local Government]</w:t>
+      </w:r>
+    </w:p>
+    <w:p>
+      <w:pPr>
+        <w:rPr>
+          <w:color w:val="ff0000"/>
+          <w:sz w:val="30"/>
+          <w:szCs w:val="30"/>
+        </w:rPr>
+      </w:pPr>
+      <w:r>
+        <w:rPr>
+          <w:color w:val="ff0000"/>
+          <w:sz w:val="30"/>
+          <w:szCs w:val="30"/>
+          <w:rtl w:val="0"/>
+        </w:rPr>
+        <w:t xml:space="preserve">NO 007- Mrs. Onibon Kafayat - Council Treasurer</w:t>
       </w:r>
     </w:p>
     <w:p>
@@ -165,7 +208,7 @@
           <w:pgNumType w:start="1"/>
         </w:sectPr>
       </w:pPr>
-      <w:bookmarkStart w:colFirst="0" w:colLast="0" w:name="_hxfva7fvs4r2" w:id="1"/>
+      <w:bookmarkStart w:colFirst="0" w:colLast="0" w:name="_qpjcbzd51vrc" w:id="1"/>
       <w:bookmarkEnd w:id="1"/>
       <w:r>
         <w:rPr>
@@ -319,7 +362,7 @@
           <w:pgNumType w:start="1"/>
         </w:sectPr>
       </w:pPr>
-      <w:bookmarkStart w:colFirst="0" w:colLast="0" w:name="_ggbi21xcdy1t" w:id="2"/>
+      <w:bookmarkStart w:colFirst="0" w:colLast="0" w:name="_7abqgvzfbys1" w:id="2"/>
       <w:bookmarkEnd w:id="2"/>
       <w:r>
         <w:rPr>
@@ -348,10 +391,15 @@
     </w:p>
     <w:p>
       <w:pPr>
-        <w:rPr/>
-      </w:pPr>
-      <w:r>
-        <w:rPr>
+        <w:rPr>
+          <w:sz w:val="28"/>
+          <w:szCs w:val="28"/>
+        </w:rPr>
+      </w:pPr>
+      <w:r>
+        <w:rPr>
+          <w:sz w:val="28"/>
+          <w:szCs w:val="28"/>
           <w:rtl w:val="0"/>
         </w:rPr>
         <w:t xml:space="preserve">NO 6: Engr. Oluwatoyin Lawal (Supervisor for Works and Infrastructure) </w:t>
@@ -359,10 +407,15 @@
     </w:p>
     <w:p>
       <w:pPr>
-        <w:rPr/>
-      </w:pPr>
-      <w:r>
-        <w:rPr>
+        <w:rPr>
+          <w:sz w:val="28"/>
+          <w:szCs w:val="28"/>
+        </w:rPr>
+      </w:pPr>
+      <w:r>
+        <w:rPr>
+          <w:sz w:val="28"/>
+          <w:szCs w:val="28"/>
           <w:rtl w:val="0"/>
         </w:rPr>
         <w:t xml:space="preserve">NO 7: Mr. Olanrewaju Wasiu Adebayo (Supervisor for Budget and Planning) </w:t>
@@ -370,10 +423,15 @@
     </w:p>
     <w:p>
       <w:pPr>
-        <w:rPr/>
-      </w:pPr>
-      <w:r>
-        <w:rPr>
+        <w:rPr>
+          <w:sz w:val="28"/>
+          <w:szCs w:val="28"/>
+        </w:rPr>
+      </w:pPr>
+      <w:r>
+        <w:rPr>
+          <w:sz w:val="28"/>
+          <w:szCs w:val="28"/>
           <w:rtl w:val="0"/>
         </w:rPr>
         <w:t xml:space="preserve">NO 8: Mr. Segun Moses (Supervisor for Transport &amp; Traffic Management) </w:t>
@@ -383,10 +441,15 @@
     </w:p>
     <w:p>
       <w:pPr>
-        <w:rPr/>
-      </w:pPr>
-      <w:r>
-        <w:rPr>
+        <w:rPr>
+          <w:sz w:val="28"/>
+          <w:szCs w:val="28"/>
+        </w:rPr>
+      </w:pPr>
+      <w:r>
+        <w:rPr>
+          <w:sz w:val="28"/>
+          <w:szCs w:val="28"/>
           <w:rtl w:val="0"/>
         </w:rPr>
         <w:t xml:space="preserve">NO 10: Mr. Isiaka Ijale (Supervisor Environment) </w:t>
@@ -394,10 +457,15 @@
     </w:p>
     <w:p>
       <w:pPr>
-        <w:rPr/>
-      </w:pPr>
-      <w:r>
-        <w:rPr>
+        <w:rPr>
+          <w:sz w:val="28"/>
+          <w:szCs w:val="28"/>
+        </w:rPr>
+      </w:pPr>
+      <w:r>
+        <w:rPr>
+          <w:sz w:val="28"/>
+          <w:szCs w:val="28"/>
           <w:rtl w:val="0"/>
         </w:rPr>
         <w:t xml:space="preserve">NO 11: Miss Mercy Jennifer Ukpong (Supervisor Women and Poverty Alleviation-WAPA) </w:t>
@@ -405,10 +473,15 @@
     </w:p>
     <w:p>
       <w:pPr>
-        <w:rPr/>
-      </w:pPr>
-      <w:r>
-        <w:rPr>
+        <w:rPr>
+          <w:sz w:val="28"/>
+          <w:szCs w:val="28"/>
+        </w:rPr>
+      </w:pPr>
+      <w:r>
+        <w:rPr>
+          <w:sz w:val="28"/>
+          <w:szCs w:val="28"/>
           <w:rtl w:val="0"/>
         </w:rPr>
         <w:t xml:space="preserve">NO 12: Miss. Ruth Udemba (Special Adviser ICT) </w:t>
@@ -416,10 +489,15 @@
     </w:p>
     <w:p>
       <w:pPr>
-        <w:rPr/>
-      </w:pPr>
-      <w:r>
-        <w:rPr>
+        <w:rPr>
+          <w:sz w:val="28"/>
+          <w:szCs w:val="28"/>
+        </w:rPr>
+      </w:pPr>
+      <w:r>
+        <w:rPr>
+          <w:sz w:val="28"/>
+          <w:szCs w:val="28"/>
           <w:rtl w:val="0"/>
         </w:rPr>
         <w:t xml:space="preserve">NO 13: Miss. Ibukunmi Akugbe Aluko (Special Adviser Intergovernmental relations) </w:t>
@@ -427,10 +505,15 @@
     </w:p>
     <w:p>
       <w:pPr>
-        <w:rPr/>
-      </w:pPr>
-      <w:r>
-        <w:rPr>
+        <w:rPr>
+          <w:sz w:val="28"/>
+          <w:szCs w:val="28"/>
+        </w:rPr>
+      </w:pPr>
+      <w:r>
+        <w:rPr>
+          <w:sz w:val="28"/>
+          <w:szCs w:val="28"/>
           <w:rtl w:val="0"/>
         </w:rPr>
         <w:t xml:space="preserve">NO 14: Mr. Ademola Yakubu (Supervisor Agriculture &amp; Social Development) </w:t>
@@ -438,13 +521,34 @@
     </w:p>
     <w:p>
       <w:pPr>
-        <w:rPr/>
-      </w:pPr>
-      <w:r>
-        <w:rPr>
+        <w:rPr>
+          <w:sz w:val="28"/>
+          <w:szCs w:val="28"/>
+        </w:rPr>
+      </w:pPr>
+      <w:r>
+        <w:rPr>
+          <w:sz w:val="28"/>
+          <w:szCs w:val="28"/>
           <w:rtl w:val="0"/>
         </w:rPr>
         <w:t xml:space="preserve">NO 15: Mr. Tosan Wiltshire (Supervisor for Information and Strategy) </w:t>
+      </w:r>
+    </w:p>
+    <w:p>
+      <w:pPr>
+        <w:rPr>
+          <w:sz w:val="28"/>
+          <w:szCs w:val="28"/>
+        </w:rPr>
+      </w:pPr>
+      <w:r>
+        <w:rPr>
+          <w:sz w:val="28"/>
+          <w:szCs w:val="28"/>
+          <w:rtl w:val="0"/>
+        </w:rPr>
+        <w:t xml:space="preserve">NO 29: Aghamba Ngozi Jessica (Supervisor Education &amp; Youth)</w:t>
         <w:br w:type="textWrapping"/>
         <w:t xml:space="preserve">NO 16: Mr Omosuyi Olaolu O. [Special Adviser Tourism] </w:t>
         <w:br w:type="textWrapping"/>
@@ -453,10 +557,15 @@
     </w:p>
     <w:p>
       <w:pPr>
-        <w:rPr/>
-      </w:pPr>
-      <w:r>
-        <w:rPr>
+        <w:rPr>
+          <w:sz w:val="28"/>
+          <w:szCs w:val="28"/>
+        </w:rPr>
+      </w:pPr>
+      <w:r>
+        <w:rPr>
+          <w:sz w:val="28"/>
+          <w:szCs w:val="28"/>
           <w:rtl w:val="0"/>
         </w:rPr>
         <w:t xml:space="preserve">NO 18: Prince Adeyinka Yusuf Aromire [Special Adviser Youth and Sport] </w:t>
@@ -466,10 +575,15 @@
     </w:p>
     <w:p>
       <w:pPr>
-        <w:rPr/>
-      </w:pPr>
-      <w:r>
-        <w:rPr>
+        <w:rPr>
+          <w:sz w:val="28"/>
+          <w:szCs w:val="28"/>
+        </w:rPr>
+      </w:pPr>
+      <w:r>
+        <w:rPr>
+          <w:sz w:val="28"/>
+          <w:szCs w:val="28"/>
           <w:rtl w:val="0"/>
         </w:rPr>
         <w:t xml:space="preserve">20: Olasode Hammed O. Special Adviser, Market Development </w:t>
@@ -491,6 +605,19 @@
         <w:t xml:space="preserve">28: Babalola Bankole Mogaji (Special Adviser, Boundary Matters) </w:t>
         <w:br w:type="textWrapping"/>
         <w:t xml:space="preserve">29: Arugba Michael (Special Adviser, City Care Ward B) </w:t>
+      </w:r>
+    </w:p>
+    <w:p>
+      <w:pPr>
+        <w:rPr>
+          <w:sz w:val="28"/>
+          <w:szCs w:val="28"/>
+        </w:rPr>
+      </w:pPr>
+      <w:r>
+        <w:rPr>
+          <w:rtl w:val="0"/>
+        </w:rPr>
       </w:r>
     </w:p>
     <w:p>
@@ -545,7 +672,7 @@
           <w:pgNumType w:start="1"/>
         </w:sectPr>
       </w:pPr>
-      <w:bookmarkStart w:colFirst="0" w:colLast="0" w:name="_2oxlzfu86wi2" w:id="3"/>
+      <w:bookmarkStart w:colFirst="0" w:colLast="0" w:name="_959youvjb34t" w:id="3"/>
       <w:bookmarkEnd w:id="3"/>
       <w:r>
         <w:rPr>
@@ -574,10 +701,19 @@
     </w:p>
     <w:p>
       <w:pPr>
-        <w:rPr/>
-      </w:pPr>
-      <w:r>
-        <w:rPr>
+        <w:rPr>
+          <w:b w:val="1"/>
+          <w:bCs w:val="1"/>
+          <w:sz w:val="28"/>
+          <w:szCs w:val="28"/>
+        </w:rPr>
+      </w:pPr>
+      <w:r>
+        <w:rPr>
+          <w:b w:val="1"/>
+          <w:bCs w:val="1"/>
+          <w:sz w:val="28"/>
+          <w:szCs w:val="28"/>
           <w:rtl w:val="0"/>
         </w:rPr>
         <w:t xml:space="preserve">SPECIAL ASSISTANT </w:t>
@@ -585,10 +721,15 @@
     </w:p>
     <w:p>
       <w:pPr>
-        <w:rPr/>
-      </w:pPr>
-      <w:r>
-        <w:rPr>
+        <w:rPr>
+          <w:sz w:val="28"/>
+          <w:szCs w:val="28"/>
+        </w:rPr>
+      </w:pPr>
+      <w:r>
+        <w:rPr>
+          <w:sz w:val="28"/>
+          <w:szCs w:val="28"/>
           <w:rtl w:val="0"/>
         </w:rPr>
         <w:t xml:space="preserve">N:Aminu Saidu [Social Media]</w:t>
@@ -600,10 +741,15 @@
     </w:p>
     <w:p>
       <w:pPr>
-        <w:rPr/>
-      </w:pPr>
-      <w:r>
-        <w:rPr>
+        <w:rPr>
+          <w:sz w:val="28"/>
+          <w:szCs w:val="28"/>
+        </w:rPr>
+      </w:pPr>
+      <w:r>
+        <w:rPr>
+          <w:sz w:val="28"/>
+          <w:szCs w:val="28"/>
           <w:rtl w:val="0"/>
         </w:rPr>
         <w:t xml:space="preserve">V: Gbokoyi Oluwaseun (Senior Special Assistant Media)</w:t>
@@ -611,10 +757,15 @@
     </w:p>
     <w:p>
       <w:pPr>
-        <w:rPr/>
-      </w:pPr>
-      <w:r>
-        <w:rPr>
+        <w:rPr>
+          <w:sz w:val="28"/>
+          <w:szCs w:val="28"/>
+        </w:rPr>
+      </w:pPr>
+      <w:r>
+        <w:rPr>
+          <w:sz w:val="28"/>
+          <w:szCs w:val="28"/>
           <w:rtl w:val="0"/>
         </w:rPr>
         <w:t xml:space="preserve">T: Kelvin Okereke (Senior Special Assistant Environment) </w:t>
@@ -622,10 +773,15 @@
     </w:p>
     <w:p>
       <w:pPr>
-        <w:rPr/>
-      </w:pPr>
-      <w:r>
-        <w:rPr>
+        <w:rPr>
+          <w:sz w:val="28"/>
+          <w:szCs w:val="28"/>
+        </w:rPr>
+      </w:pPr>
+      <w:r>
+        <w:rPr>
+          <w:sz w:val="28"/>
+          <w:szCs w:val="28"/>
           <w:rtl w:val="0"/>
         </w:rPr>
         <w:t xml:space="preserve">O: Oke Solomon ( Special Assistant Photography) </w:t>
@@ -633,10 +789,15 @@
     </w:p>
     <w:p>
       <w:pPr>
-        <w:rPr/>
-      </w:pPr>
-      <w:r>
-        <w:rPr>
+        <w:rPr>
+          <w:sz w:val="28"/>
+          <w:szCs w:val="28"/>
+        </w:rPr>
+      </w:pPr>
+      <w:r>
+        <w:rPr>
+          <w:sz w:val="28"/>
+          <w:szCs w:val="28"/>
           <w:rtl w:val="0"/>
         </w:rPr>
         <w:t xml:space="preserve">J: Daud Shuarau (Senior Special Assistant Special Duties) </w:t>
@@ -644,10 +805,15 @@
     </w:p>
     <w:p>
       <w:pPr>
-        <w:rPr/>
-      </w:pPr>
-      <w:r>
-        <w:rPr>
+        <w:rPr>
+          <w:sz w:val="28"/>
+          <w:szCs w:val="28"/>
+        </w:rPr>
+      </w:pPr>
+      <w:r>
+        <w:rPr>
+          <w:sz w:val="28"/>
+          <w:szCs w:val="28"/>
           <w:rtl w:val="0"/>
         </w:rPr>
         <w:t xml:space="preserve">G: Sam Idoko (Senior Special Assistant Youth &amp; Sports) </w:t>
@@ -655,10 +821,15 @@
     </w:p>
     <w:p>
       <w:pPr>
-        <w:rPr/>
-      </w:pPr>
-      <w:r>
-        <w:rPr>
+        <w:rPr>
+          <w:sz w:val="28"/>
+          <w:szCs w:val="28"/>
+        </w:rPr>
+      </w:pPr>
+      <w:r>
+        <w:rPr>
+          <w:sz w:val="28"/>
+          <w:szCs w:val="28"/>
           <w:rtl w:val="0"/>
         </w:rPr>
         <w:t xml:space="preserve">R: Daodu Augustine (Senior Special Assistant Political)</w:t>
@@ -666,18 +837,26 @@
     </w:p>
     <w:p>
       <w:pPr>
-        <w:rPr/>
-      </w:pPr>
-      <w:r>
-        <w:rPr>
-          <w:rtl w:val="0"/>
-        </w:rPr>
-        <w:t xml:space="preserve">Q: Mrs Adetoro Yetunde ( Personal Assistant to the Chairman) </w:t>
-      </w:r>
-    </w:p>
-    <w:p>
-      <w:pPr>
-        <w:rPr/>
+        <w:rPr>
+          <w:sz w:val="28"/>
+          <w:szCs w:val="28"/>
+        </w:rPr>
+      </w:pPr>
+      <w:r>
+        <w:rPr>
+          <w:sz w:val="28"/>
+          <w:szCs w:val="28"/>
+          <w:rtl w:val="0"/>
+        </w:rPr>
+        <w:t xml:space="preserve">Q: Mrs Somefun Yetunde (Chairman’s Secretary) </w:t>
+      </w:r>
+    </w:p>
+    <w:p>
+      <w:pPr>
+        <w:rPr>
+          <w:sz w:val="28"/>
+          <w:szCs w:val="28"/>
+        </w:rPr>
         <w:sectPr>
           <w:type w:val="nextPage"/>
           <w:pgSz w:h="15840" w:w="12240" w:orient="portrait"/>
@@ -687,6 +866,8 @@
       </w:pPr>
       <w:r>
         <w:rPr>
+          <w:sz w:val="28"/>
+          <w:szCs w:val="28"/>
           <w:rtl w:val="0"/>
         </w:rPr>
         <w:t xml:space="preserve">S: Oviojie Thrustine (SA Social Media) </w:t>
@@ -710,7 +891,10 @@
         <w:spacing w:after="0" w:before="0" w:line="276" w:lineRule="auto"/>
         <w:ind w:left="0" w:right="0" w:firstLine="0"/>
         <w:jc w:val="left"/>
-        <w:rPr/>
+        <w:rPr>
+          <w:sz w:val="28"/>
+          <w:szCs w:val="28"/>
+        </w:rPr>
         <w:sectPr>
           <w:type w:val="nextPage"/>
           <w:pgSz w:h="15840" w:w="12240" w:orient="portrait"/>
@@ -718,7 +902,7 @@
           <w:pgNumType w:start="1"/>
         </w:sectPr>
       </w:pPr>
-      <w:bookmarkStart w:colFirst="0" w:colLast="0" w:name="_8acxcuhzue4y" w:id="4"/>
+      <w:bookmarkStart w:colFirst="0" w:colLast="0" w:name="_glzvee3b279n" w:id="4"/>
       <w:bookmarkEnd w:id="4"/>
       <w:r>
         <w:rPr>
@@ -817,7 +1001,7 @@
         <w:rPr>
           <w:rtl w:val="0"/>
         </w:rPr>
-        <w:t xml:space="preserve">Mrs. Onibon Kafayat - Council Treasurer</w:t>
+        <w:t xml:space="preserve">Dr. Oyewole Foluso - Medical Officer of Health </w:t>
       </w:r>
     </w:p>
     <w:p>
@@ -832,7 +1016,7 @@
         <w:rPr>
           <w:rtl w:val="0"/>
         </w:rPr>
-        <w:t xml:space="preserve">Dr. Oyewole Foluso - Medical Officer of Health </w:t>
+        <w:t xml:space="preserve">Mrs. Alogba Olabisi O.- HOU Tourism  </w:t>
       </w:r>
     </w:p>
     <w:p>
@@ -847,7 +1031,7 @@
         <w:rPr>
           <w:rtl w:val="0"/>
         </w:rPr>
-        <w:t xml:space="preserve">Mrs. Alogba Olabisi O.- HOU Tourism  </w:t>
+        <w:t xml:space="preserve">Mrs. Oyebiyi Oyekemi O - Public Affairs Officer/ Information </w:t>
       </w:r>
     </w:p>
     <w:p>
@@ -862,7 +1046,7 @@
         <w:rPr>
           <w:rtl w:val="0"/>
         </w:rPr>
-        <w:t xml:space="preserve">Mrs. Oyebiyi Oyekemi O - Public Affairs Officer/ Information </w:t>
+        <w:t xml:space="preserve">Mr Akinola Moshood Olalekan- HOD Agric and Social Services </w:t>
       </w:r>
     </w:p>
     <w:p>
@@ -877,7 +1061,7 @@
         <w:rPr>
           <w:rtl w:val="0"/>
         </w:rPr>
-        <w:t xml:space="preserve">Mr Akinola Moshood Olalekan- HOD Agric and Social Services </w:t>
+        <w:t xml:space="preserve">Mr Obikoya Babatunde - HOD Environment </w:t>
       </w:r>
     </w:p>
     <w:p>
@@ -892,7 +1076,7 @@
         <w:rPr>
           <w:rtl w:val="0"/>
         </w:rPr>
-        <w:t xml:space="preserve">Mr Obikoya Babatunde - HOD Environment </w:t>
+        <w:t xml:space="preserve">Mr. Shodara Temidayo Jamiu - HOD ICT </w:t>
       </w:r>
     </w:p>
     <w:p>
@@ -907,7 +1091,7 @@
         <w:rPr>
           <w:rtl w:val="0"/>
         </w:rPr>
-        <w:t xml:space="preserve">Mr. Shaodara Temidayo Jamiu - HOD ICT </w:t>
+        <w:t xml:space="preserve">Engr. Damilola Oyegbami- Council Engineer </w:t>
       </w:r>
     </w:p>
     <w:p>
@@ -922,7 +1106,7 @@
         <w:rPr>
           <w:rtl w:val="0"/>
         </w:rPr>
-        <w:t xml:space="preserve">Engr. Damilola Oyegbami- Council Engineer </w:t>
+        <w:t xml:space="preserve">Mrs. Adedeji Kemisola L. - Human Resource Officer </w:t>
       </w:r>
     </w:p>
     <w:p>
@@ -937,7 +1121,7 @@
         <w:rPr>
           <w:rtl w:val="0"/>
         </w:rPr>
-        <w:t xml:space="preserve">Mrs. Adedeji Kemisola L. - Human Resource Officer </w:t>
+        <w:t xml:space="preserve">Mr. Preston Babajide- Internal Auditor </w:t>
       </w:r>
     </w:p>
     <w:p>
@@ -952,7 +1136,7 @@
         <w:rPr>
           <w:rtl w:val="0"/>
         </w:rPr>
-        <w:t xml:space="preserve">Mr. Preston Babajide- Internal Auditor </w:t>
+        <w:t xml:space="preserve">Mr. Kila Olamilekan- Area Officer C</w:t>
       </w:r>
     </w:p>
     <w:p>
@@ -967,7 +1151,7 @@
         <w:rPr>
           <w:rtl w:val="0"/>
         </w:rPr>
-        <w:t xml:space="preserve">Mr. Kila Olamilekan- Area Officer C</w:t>
+        <w:t xml:space="preserve">Mr Bawa- Allah Ali - Area Officer B</w:t>
       </w:r>
     </w:p>
     <w:p>
@@ -982,7 +1166,7 @@
         <w:rPr>
           <w:rtl w:val="0"/>
         </w:rPr>
-        <w:t xml:space="preserve">Mr Bawa- Allah Ali - Area Officer B</w:t>
+        <w:t xml:space="preserve">Mr Arogundade Lasisi Akeem - Area Officer A</w:t>
       </w:r>
     </w:p>
     <w:p>
@@ -997,21 +1181,6 @@
         <w:rPr>
           <w:rtl w:val="0"/>
         </w:rPr>
-        <w:t xml:space="preserve">Mr Arogundade Lasisi Akeem - Area Officer A</w:t>
-      </w:r>
-    </w:p>
-    <w:p>
-      <w:pPr>
-        <w:numPr>
-          <w:ilvl w:val="0"/>
-          <w:numId w:val="2"/>
-        </w:numPr>
-        <w:ind w:left="720" w:hanging="360"/>
-      </w:pPr>
-      <w:r>
-        <w:rPr>
-          <w:rtl w:val="0"/>
-        </w:rPr>
         <w:t xml:space="preserve">Mr Adebomi  Abayomi. O. - Clerk of the House </w:t>
       </w:r>
     </w:p>
@@ -1028,12 +1197,438 @@
     <w:p>
       <w:pPr>
         <w:rPr/>
+        <w:sectPr>
+          <w:type w:val="nextPage"/>
+          <w:pgSz w:h="15840" w:w="12240" w:orient="portrait"/>
+          <w:pgMar w:bottom="1440" w:top="1440" w:left="1440" w:right="1440" w:header="720" w:footer="720"/>
+          <w:pgNumType w:start="1"/>
+        </w:sectPr>
       </w:pPr>
       <w:r>
         <w:rPr>
           <w:rtl w:val="0"/>
         </w:rPr>
         <w:t xml:space="preserve">HOD/HOU (HEAD OF DEPARTMENT/HEAD OF UNIT) </w:t>
+      </w:r>
+    </w:p>
+    <w:p>
+      <w:pPr>
+        <w:pStyle w:val="Title"/>
+        <w:keepNext w:val="0"/>
+        <w:keepLines w:val="0"/>
+        <w:pageBreakBefore w:val="0"/>
+        <w:widowControl w:val="0"/>
+        <w:pBdr>
+          <w:top w:space="0" w:sz="0" w:val="nil"/>
+          <w:left w:space="0" w:sz="0" w:val="nil"/>
+          <w:bottom w:space="0" w:sz="0" w:val="nil"/>
+          <w:right w:space="0" w:sz="0" w:val="nil"/>
+          <w:between w:space="0" w:sz="0" w:val="nil"/>
+        </w:pBdr>
+        <w:shd w:fill="auto" w:val="clear"/>
+        <w:spacing w:after="0" w:before="0" w:line="276" w:lineRule="auto"/>
+        <w:ind w:left="0" w:right="0" w:firstLine="0"/>
+        <w:jc w:val="left"/>
+        <w:rPr/>
+        <w:sectPr>
+          <w:type w:val="nextPage"/>
+          <w:pgSz w:h="15840" w:w="12240" w:orient="portrait"/>
+          <w:pgMar w:bottom="1440" w:top="1440" w:left="1440" w:right="1440" w:header="720" w:footer="720"/>
+          <w:pgNumType w:start="1"/>
+        </w:sectPr>
+      </w:pPr>
+      <w:bookmarkStart w:colFirst="0" w:colLast="0" w:name="_z1wuv3mmiw0d" w:id="5"/>
+      <w:bookmarkEnd w:id="5"/>
+      <w:r>
+        <w:rPr>
+          <w:rFonts w:ascii="Arial" w:cs="Arial" w:eastAsia="Arial" w:hAnsi="Arial"/>
+          <w:b w:val="0"/>
+          <w:bCs w:val="0"/>
+          <w:i w:val="0"/>
+          <w:iCs w:val="0"/>
+          <w:smallCaps w:val="0"/>
+          <w:strike w:val="0"/>
+          <w:color w:val="000000"/>
+          <w:sz w:val="52"/>
+          <w:szCs w:val="52"/>
+          <w:u w:val="none"/>
+          <w:shd w:fill="auto" w:val="clear"/>
+          <w:vertAlign w:val="baseline"/>
+          <w:rtl w:val="0"/>
+        </w:rPr>
+        <w:t xml:space="preserve">Tab 6</w:t>
+      </w:r>
+      <w:r>
+        <w:rPr>
+          <w:rtl w:val="0"/>
+        </w:rPr>
+      </w:r>
+    </w:p>
+    <w:p>
+      <w:pPr>
+        <w:rPr/>
+      </w:pPr>
+      <w:r>
+        <w:rPr>
+          <w:rtl w:val="0"/>
+        </w:rPr>
+        <w:t xml:space="preserve">Hon. Ganiu Ismail IVice Chairman) </w:t>
+      </w:r>
+    </w:p>
+    <w:p>
+      <w:pPr>
+        <w:rPr/>
+      </w:pPr>
+      <w:r>
+        <w:rPr>
+          <w:rtl w:val="0"/>
+        </w:rPr>
+        <w:t xml:space="preserve"> Mrs Adebanji Sonate O [Council Manager]</w:t>
+      </w:r>
+    </w:p>
+    <w:p>
+      <w:pPr>
+        <w:rPr/>
+      </w:pPr>
+      <w:r>
+        <w:rPr>
+          <w:rtl w:val="0"/>
+        </w:rPr>
+        <w:t xml:space="preserve">Mr. Ogundare Babatunde A. [Head of Legal Unit]</w:t>
+      </w:r>
+    </w:p>
+    <w:p>
+      <w:pPr>
+        <w:rPr/>
+      </w:pPr>
+      <w:r>
+        <w:rPr>
+          <w:rtl w:val="0"/>
+        </w:rPr>
+        <w:t xml:space="preserve"> Mr. Oluwasanya Oluwatosin [Chief of Staff]</w:t>
+      </w:r>
+    </w:p>
+    <w:p>
+      <w:pPr>
+        <w:rPr/>
+      </w:pPr>
+      <w:r>
+        <w:rPr>
+          <w:rtl w:val="0"/>
+        </w:rPr>
+        <w:t xml:space="preserve">Mr. John Bamidele [Secretary of Local Government]</w:t>
+      </w:r>
+    </w:p>
+    <w:p>
+      <w:pPr>
+        <w:rPr/>
+      </w:pPr>
+      <w:r>
+        <w:rPr>
+          <w:rtl w:val="0"/>
+        </w:rPr>
+      </w:r>
+    </w:p>
+    <w:p>
+      <w:pPr>
+        <w:rPr/>
+      </w:pPr>
+      <w:r>
+        <w:rPr>
+          <w:rtl w:val="0"/>
+        </w:rPr>
+        <w:t xml:space="preserve">Supervisor</w:t>
+      </w:r>
+    </w:p>
+    <w:p>
+      <w:pPr>
+        <w:rPr/>
+      </w:pPr>
+      <w:r>
+        <w:rPr>
+          <w:rtl w:val="0"/>
+        </w:rPr>
+        <w:t xml:space="preserve">NO 6: Engr. Oluwatoyin Lawal (Supervisor for Works and Infrastructure) </w:t>
+      </w:r>
+    </w:p>
+    <w:p>
+      <w:pPr>
+        <w:rPr/>
+      </w:pPr>
+      <w:r>
+        <w:rPr>
+          <w:rtl w:val="0"/>
+        </w:rPr>
+        <w:t xml:space="preserve">NO 7: Mr. Olanrewaju Wasiu Adebayo (Supervisor for Budget and Planning) </w:t>
+      </w:r>
+    </w:p>
+    <w:p>
+      <w:pPr>
+        <w:rPr/>
+      </w:pPr>
+      <w:r>
+        <w:rPr>
+          <w:rtl w:val="0"/>
+        </w:rPr>
+        <w:t xml:space="preserve">NO 8: Mr. Segun Moses (Supervisor for Transport &amp; Traffic Management) </w:t>
+        <w:br w:type="textWrapping"/>
+        <w:t xml:space="preserve">NO 9: Mr Michael Kolawole (Special Adviser Special Duties) </w:t>
+      </w:r>
+    </w:p>
+    <w:p>
+      <w:pPr>
+        <w:rPr/>
+      </w:pPr>
+      <w:r>
+        <w:rPr>
+          <w:rtl w:val="0"/>
+        </w:rPr>
+        <w:t xml:space="preserve">NO 10: Mr. Isiaka Ijale (Supervisor Environment) </w:t>
+      </w:r>
+    </w:p>
+    <w:p>
+      <w:pPr>
+        <w:rPr/>
+      </w:pPr>
+      <w:r>
+        <w:rPr>
+          <w:rtl w:val="0"/>
+        </w:rPr>
+        <w:t xml:space="preserve">NO 11: Miss Mercy Jennifer Ukpong (Supervisor Women and Poverty Alleviation-WAPA) </w:t>
+      </w:r>
+    </w:p>
+    <w:p>
+      <w:pPr>
+        <w:rPr/>
+      </w:pPr>
+      <w:r>
+        <w:rPr>
+          <w:rtl w:val="0"/>
+        </w:rPr>
+        <w:t xml:space="preserve">NO 12: Miss. Ruth Udemba (Special Adviser ICT) </w:t>
+      </w:r>
+    </w:p>
+    <w:p>
+      <w:pPr>
+        <w:rPr/>
+      </w:pPr>
+      <w:r>
+        <w:rPr>
+          <w:rtl w:val="0"/>
+        </w:rPr>
+        <w:t xml:space="preserve">NO 13: Miss. Ibukunmi Akugbe Aluko (Special Adviser Intergovernmental relations) </w:t>
+      </w:r>
+    </w:p>
+    <w:p>
+      <w:pPr>
+        <w:rPr/>
+      </w:pPr>
+      <w:r>
+        <w:rPr>
+          <w:rtl w:val="0"/>
+        </w:rPr>
+        <w:t xml:space="preserve">NO 14: Mr. Ademola Yakubu (Supervisor Agriculture &amp; Social Development) </w:t>
+      </w:r>
+    </w:p>
+    <w:p>
+      <w:pPr>
+        <w:rPr/>
+      </w:pPr>
+      <w:r>
+        <w:rPr>
+          <w:rtl w:val="0"/>
+        </w:rPr>
+        <w:t xml:space="preserve">NO 15: Mr. Tosan Wiltshire (Supervisor for Information and Strategy) </w:t>
+        <w:br w:type="textWrapping"/>
+        <w:t xml:space="preserve">NO 16: Mr Omosuyi Olaolu O. [Special Adviser Tourism] </w:t>
+        <w:br w:type="textWrapping"/>
+        <w:t xml:space="preserve">NO 17: Alhaji Fatai Sanni [Supervisor for Political and Legislative Affairs] </w:t>
+      </w:r>
+    </w:p>
+    <w:p>
+      <w:pPr>
+        <w:rPr/>
+      </w:pPr>
+      <w:r>
+        <w:rPr>
+          <w:rtl w:val="0"/>
+        </w:rPr>
+        <w:t xml:space="preserve">NO 18: Prince Adeyinka Yusuf Aromire [Special Adviser Youth and Sport] </w:t>
+        <w:br w:type="textWrapping"/>
+        <w:t xml:space="preserve">NO 19: Mr Samuel Olawale Tairu [Special Adviser Health]</w:t>
+      </w:r>
+    </w:p>
+    <w:p>
+      <w:pPr>
+        <w:rPr/>
+      </w:pPr>
+      <w:r>
+        <w:rPr>
+          <w:rtl w:val="0"/>
+        </w:rPr>
+        <w:t xml:space="preserve">20: Olasode Hammed O. Special Adviser, Market Development </w:t>
+        <w:br w:type="textWrapping"/>
+        <w:t xml:space="preserve">21: Babatunde Taofeek (Special Adviser, City Care Wad A) </w:t>
+        <w:br w:type="textWrapping"/>
+        <w:t xml:space="preserve">22: Aromire O. Samson (Special Adviser, City Care Wad E)</w:t>
+        <w:br w:type="textWrapping"/>
+        <w:t xml:space="preserve">23: Sandra Ilawole (Special Adviser Elderly Affairs)</w:t>
+        <w:br w:type="textWrapping"/>
+        <w:t xml:space="preserve">24: Oniyitan Modupe Grace (Special Adviser Civic Engagement)</w:t>
+        <w:br w:type="textWrapping"/>
+        <w:t xml:space="preserve">25: Olayiwola Adekunle (Special Adviser, Community Affairs) </w:t>
+        <w:br w:type="textWrapping"/>
+        <w:t xml:space="preserve">26: Adesola Adesanya-Atiroko (Special Adviser, City Care Ward C)</w:t>
+        <w:br w:type="textWrapping"/>
+        <w:t xml:space="preserve">27: Olusanya Olufemi  (Special Adviser, City Care Ward D) </w:t>
+        <w:br w:type="textWrapping"/>
+        <w:t xml:space="preserve">28: Babalola Bankole Mogaji (Special Adviser, Boundary Matters) </w:t>
+        <w:br w:type="textWrapping"/>
+        <w:t xml:space="preserve">29: Arugba Michael (Special Adviser, City Care Ward B) </w:t>
+      </w:r>
+    </w:p>
+    <w:p>
+      <w:pPr>
+        <w:rPr/>
+      </w:pPr>
+      <w:r>
+        <w:rPr>
+          <w:rtl w:val="0"/>
+        </w:rPr>
+      </w:r>
+    </w:p>
+    <w:p>
+      <w:pPr>
+        <w:rPr/>
+      </w:pPr>
+      <w:r>
+        <w:rPr>
+          <w:rtl w:val="0"/>
+        </w:rPr>
+        <w:t xml:space="preserve">SSA &amp; SPECIAL ASSISTANT </w:t>
+      </w:r>
+    </w:p>
+    <w:p>
+      <w:pPr>
+        <w:rPr/>
+      </w:pPr>
+      <w:r>
+        <w:rPr>
+          <w:rtl w:val="0"/>
+        </w:rPr>
+        <w:t xml:space="preserve">N:Aminu Saidu [Social Media]</w:t>
+        <w:br w:type="textWrapping"/>
+        <w:t xml:space="preserve">B:Rainbow Aishat Hannah (Special Assistant Intergovernmental Relations)</w:t>
+        <w:br w:type="textWrapping"/>
+        <w:t xml:space="preserve">C:Aghamba Ngozi Jessica (Special Assistant Education &amp; Youth)</w:t>
+      </w:r>
+    </w:p>
+    <w:p>
+      <w:pPr>
+        <w:rPr/>
+      </w:pPr>
+      <w:r>
+        <w:rPr>
+          <w:rtl w:val="0"/>
+        </w:rPr>
+        <w:t xml:space="preserve">V: Gbokoyi Oluwaseun (Senior Special Assistant Media)</w:t>
+      </w:r>
+    </w:p>
+    <w:p>
+      <w:pPr>
+        <w:rPr/>
+      </w:pPr>
+      <w:r>
+        <w:rPr>
+          <w:rtl w:val="0"/>
+        </w:rPr>
+        <w:t xml:space="preserve">T: Kelvin Okereke (Senior Special Assistant Environment) </w:t>
+      </w:r>
+    </w:p>
+    <w:p>
+      <w:pPr>
+        <w:rPr/>
+      </w:pPr>
+      <w:r>
+        <w:rPr>
+          <w:rtl w:val="0"/>
+        </w:rPr>
+        <w:t xml:space="preserve">O: Oke Solomon ( Special Assistant Photography) </w:t>
+      </w:r>
+    </w:p>
+    <w:p>
+      <w:pPr>
+        <w:rPr/>
+      </w:pPr>
+      <w:r>
+        <w:rPr>
+          <w:rtl w:val="0"/>
+        </w:rPr>
+        <w:t xml:space="preserve">J: Daud Shuarau (Senior Special Assistant Special Duties) </w:t>
+      </w:r>
+    </w:p>
+    <w:p>
+      <w:pPr>
+        <w:rPr/>
+      </w:pPr>
+      <w:r>
+        <w:rPr>
+          <w:rtl w:val="0"/>
+        </w:rPr>
+        <w:t xml:space="preserve">G: Sam Idoko (Senior Special Assistant Youth &amp; Sports) </w:t>
+      </w:r>
+    </w:p>
+    <w:p>
+      <w:pPr>
+        <w:rPr/>
+      </w:pPr>
+      <w:r>
+        <w:rPr>
+          <w:rtl w:val="0"/>
+        </w:rPr>
+        <w:t xml:space="preserve">R: Daodu Augustine (Senior Special Assistant Political)</w:t>
+      </w:r>
+    </w:p>
+    <w:p>
+      <w:pPr>
+        <w:rPr/>
+      </w:pPr>
+      <w:r>
+        <w:rPr>
+          <w:rtl w:val="0"/>
+        </w:rPr>
+        <w:t xml:space="preserve">Q: Mrs Adetoro Yetunde ( Personal Assistant to the Chairman) </w:t>
+      </w:r>
+    </w:p>
+    <w:p>
+      <w:pPr>
+        <w:rPr/>
+      </w:pPr>
+      <w:r>
+        <w:rPr>
+          <w:rtl w:val="0"/>
+        </w:rPr>
+        <w:t xml:space="preserve">S: Oviojie Thrustine (SA Social Media) </w:t>
+      </w:r>
+    </w:p>
+    <w:p>
+      <w:pPr>
+        <w:rPr/>
+      </w:pPr>
+      <w:r>
+        <w:rPr>
+          <w:rtl w:val="0"/>
+        </w:rPr>
+      </w:r>
+    </w:p>
+    <w:p>
+      <w:pPr>
+        <w:rPr/>
+      </w:pPr>
+      <w:r>
+        <w:rPr>
+          <w:rtl w:val="0"/>
+        </w:rPr>
       </w:r>
     </w:p>
     <w:sectPr>
